--- a/Course/1 Component 1 - Computer Systems/1.4 Data Types, Data Structures and Boolean Algebra/1.4.2 Data Structures/3 Worksheet (editable).docx
+++ b/Course/1 Component 1 - Computer Systems/1.4 Data Types, Data Structures and Boolean Algebra/1.4.2 Data Structures/3 Worksheet (editable).docx
@@ -7,62 +7,26 @@
         <w:pStyle w:val="Heading1"/>
       </w:pPr>
       <w:r>
+        <w:rPr>
+          <w:b w:val="0"/>
+          <w:i w:val="0"/>
+        </w:rPr>
         <w:t>Quiz — 1.4.2 Data Structures</w:t>
       </w:r>
     </w:p>
     <w:p>
       <w:r>
-        <w:t xml:space="preserve">Name: </w:t>
-      </w:r>
-      <w:r>
         <w:rPr>
-          <w:b/>
+          <w:b w:val="0"/>
+          <w:i w:val="0"/>
         </w:rPr>
-        <w:t>_</w:t>
-      </w:r>
-      <w:r>
-        <w:rPr>
-          <w:b/>
-        </w:rPr>
-        <w:t>_</w:t>
-      </w:r>
-      <w:r>
-        <w:rPr>
-          <w:b/>
-        </w:rPr>
-        <w:t>_</w:t>
-      </w:r>
-      <w:r>
-        <w:rPr>
-          <w:b/>
-        </w:rPr>
-        <w:t>_</w:t>
-      </w:r>
-      <w:r>
-        <w:rPr>
-          <w:b/>
-        </w:rPr>
-        <w:t xml:space="preserve">   Date: </w:t>
-      </w:r>
-      <w:r>
-        <w:rPr>
-          <w:b/>
-        </w:rPr>
-        <w:t>_</w:t>
-      </w:r>
-      <w:r>
-        <w:rPr>
-          <w:b/>
-        </w:rPr>
-        <w:t xml:space="preserve">_   Mark: </w:t>
-      </w:r>
-      <w:r>
-        <w:t>____ / 30</w:t>
+        <w:t>Name: ______________________   Date: __________   Mark: ______ / 30</w:t>
       </w:r>
     </w:p>
     <w:p>
       <w:r>
         <w:rPr>
+          <w:b w:val="0"/>
           <w:i/>
         </w:rPr>
         <w:t>OCR H446 · Component 01 · 1.4.2 — show all working</w:t>
@@ -80,6 +44,10 @@
         <w:pStyle w:val="Heading2"/>
       </w:pPr>
       <w:r>
+        <w:rPr>
+          <w:b w:val="0"/>
+          <w:i w:val="0"/>
+        </w:rPr>
         <w:t>Section A — Multiple choice (8 marks)</w:t>
       </w:r>
     </w:p>
@@ -87,44 +55,74 @@
       <w:r>
         <w:rPr>
           <w:b/>
+          <w:i w:val="0"/>
         </w:rPr>
         <w:t>1.</w:t>
       </w:r>
       <w:r>
+        <w:rPr>
+          <w:b w:val="0"/>
+          <w:i w:val="0"/>
+        </w:rPr>
         <w:t xml:space="preserve"> Which data structure operates on a </w:t>
       </w:r>
       <w:r>
         <w:rPr>
           <w:b/>
+          <w:i w:val="0"/>
         </w:rPr>
         <w:t>Last In, First Out</w:t>
       </w:r>
       <w:r>
+        <w:rPr>
+          <w:b w:val="0"/>
+          <w:i w:val="0"/>
+        </w:rPr>
         <w:t xml:space="preserve"> basis?</w:t>
       </w:r>
     </w:p>
     <w:p>
       <w:r>
+        <w:rPr>
+          <w:b w:val="0"/>
+          <w:i w:val="0"/>
+        </w:rPr>
         <w:t>A. Queue</w:t>
       </w:r>
     </w:p>
     <w:p>
       <w:r>
+        <w:rPr>
+          <w:b w:val="0"/>
+          <w:i w:val="0"/>
+        </w:rPr>
         <w:t>B. Stack</w:t>
       </w:r>
     </w:p>
     <w:p>
       <w:r>
+        <w:rPr>
+          <w:b w:val="0"/>
+          <w:i w:val="0"/>
+        </w:rPr>
         <w:t>C. Linked list</w:t>
       </w:r>
     </w:p>
     <w:p>
       <w:r>
+        <w:rPr>
+          <w:b w:val="0"/>
+          <w:i w:val="0"/>
+        </w:rPr>
         <w:t>D. Binary search tree</w:t>
       </w:r>
     </w:p>
     <w:p>
       <w:r>
+        <w:rPr>
+          <w:b w:val="0"/>
+          <w:i w:val="0"/>
+        </w:rPr>
         <w:t>Your answer: ☐</w:t>
       </w:r>
     </w:p>
@@ -132,44 +130,74 @@
       <w:r>
         <w:rPr>
           <w:b/>
+          <w:i w:val="0"/>
         </w:rPr>
         <w:t>2.</w:t>
       </w:r>
       <w:r>
+        <w:rPr>
+          <w:b w:val="0"/>
+          <w:i w:val="0"/>
+        </w:rPr>
         <w:t xml:space="preserve"> Which statement best describes a </w:t>
       </w:r>
       <w:r>
         <w:rPr>
           <w:b/>
+          <w:i w:val="0"/>
         </w:rPr>
         <w:t>record</w:t>
       </w:r>
       <w:r>
+        <w:rPr>
+          <w:b w:val="0"/>
+          <w:i w:val="0"/>
+        </w:rPr>
         <w:t>?</w:t>
       </w:r>
     </w:p>
     <w:p>
       <w:r>
+        <w:rPr>
+          <w:b w:val="0"/>
+          <w:i w:val="0"/>
+        </w:rPr>
         <w:t>A. An ordered collection of items of the same type accessed by index</w:t>
       </w:r>
     </w:p>
     <w:p>
       <w:r>
+        <w:rPr>
+          <w:b w:val="0"/>
+          <w:i w:val="0"/>
+        </w:rPr>
         <w:t>B. A collection of named fields that may hold different data types</w:t>
       </w:r>
     </w:p>
     <w:p>
       <w:r>
+        <w:rPr>
+          <w:b w:val="0"/>
+          <w:i w:val="0"/>
+        </w:rPr>
         <w:t>C. An immutable ordered sequence</w:t>
       </w:r>
     </w:p>
     <w:p>
       <w:r>
+        <w:rPr>
+          <w:b w:val="0"/>
+          <w:i w:val="0"/>
+        </w:rPr>
         <w:t>D. A set of nodes each pointing to the next</w:t>
       </w:r>
     </w:p>
     <w:p>
       <w:r>
+        <w:rPr>
+          <w:b w:val="0"/>
+          <w:i w:val="0"/>
+        </w:rPr>
         <w:t>Your answer: ☐</w:t>
       </w:r>
     </w:p>
@@ -177,44 +205,74 @@
       <w:r>
         <w:rPr>
           <w:b/>
+          <w:i w:val="0"/>
         </w:rPr>
         <w:t>3.</w:t>
       </w:r>
       <w:r>
+        <w:rPr>
+          <w:b w:val="0"/>
+          <w:i w:val="0"/>
+        </w:rPr>
         <w:t xml:space="preserve"> Which is the key property of a </w:t>
       </w:r>
       <w:r>
         <w:rPr>
           <w:b/>
+          <w:i w:val="0"/>
         </w:rPr>
         <w:t>static</w:t>
       </w:r>
       <w:r>
+        <w:rPr>
+          <w:b w:val="0"/>
+          <w:i w:val="0"/>
+        </w:rPr>
         <w:t xml:space="preserve"> data structure?</w:t>
       </w:r>
     </w:p>
     <w:p>
       <w:r>
+        <w:rPr>
+          <w:b w:val="0"/>
+          <w:i w:val="0"/>
+        </w:rPr>
         <w:t>A. It grows and shrinks at run time</w:t>
       </w:r>
     </w:p>
     <w:p>
       <w:r>
+        <w:rPr>
+          <w:b w:val="0"/>
+          <w:i w:val="0"/>
+        </w:rPr>
         <w:t>B. Its size is fixed when it is declared</w:t>
       </w:r>
     </w:p>
     <w:p>
       <w:r>
+        <w:rPr>
+          <w:b w:val="0"/>
+          <w:i w:val="0"/>
+        </w:rPr>
         <w:t>C. It is always stored on the heap</w:t>
       </w:r>
     </w:p>
     <w:p>
       <w:r>
+        <w:rPr>
+          <w:b w:val="0"/>
+          <w:i w:val="0"/>
+        </w:rPr>
         <w:t>D. It cannot be accessed by index</w:t>
       </w:r>
     </w:p>
     <w:p>
       <w:r>
+        <w:rPr>
+          <w:b w:val="0"/>
+          <w:i w:val="0"/>
+        </w:rPr>
         <w:t>Your answer: ☐</w:t>
       </w:r>
     </w:p>
@@ -222,20 +280,31 @@
       <w:r>
         <w:rPr>
           <w:b/>
+          <w:i w:val="0"/>
         </w:rPr>
         <w:t>4.</w:t>
       </w:r>
       <w:r>
+        <w:rPr>
+          <w:b w:val="0"/>
+          <w:i w:val="0"/>
+        </w:rPr>
         <w:t xml:space="preserve"> In a circular queue of size 8, the rear pointer is updated using which expression?</w:t>
       </w:r>
     </w:p>
     <w:p>
       <w:r>
+        <w:rPr>
+          <w:b w:val="0"/>
+          <w:i w:val="0"/>
+        </w:rPr>
         <w:t xml:space="preserve">A. </w:t>
       </w:r>
       <w:r>
         <w:rPr>
           <w:rFonts w:ascii="Consolas" w:hAnsi="Consolas"/>
+          <w:b w:val="0"/>
+          <w:i w:val="0"/>
           <w:sz w:val="19"/>
         </w:rPr>
         <w:t>rear = rear + 8</w:t>
@@ -243,11 +312,17 @@
     </w:p>
     <w:p>
       <w:r>
+        <w:rPr>
+          <w:b w:val="0"/>
+          <w:i w:val="0"/>
+        </w:rPr>
         <w:t xml:space="preserve">B. </w:t>
       </w:r>
       <w:r>
         <w:rPr>
           <w:rFonts w:ascii="Consolas" w:hAnsi="Consolas"/>
+          <w:b w:val="0"/>
+          <w:i w:val="0"/>
           <w:sz w:val="19"/>
         </w:rPr>
         <w:t>rear = (rear + 1) MOD 8</w:t>
@@ -255,11 +330,17 @@
     </w:p>
     <w:p>
       <w:r>
+        <w:rPr>
+          <w:b w:val="0"/>
+          <w:i w:val="0"/>
+        </w:rPr>
         <w:t xml:space="preserve">C. </w:t>
       </w:r>
       <w:r>
         <w:rPr>
           <w:rFonts w:ascii="Consolas" w:hAnsi="Consolas"/>
+          <w:b w:val="0"/>
+          <w:i w:val="0"/>
           <w:sz w:val="19"/>
         </w:rPr>
         <w:t>rear = rear − 1</w:t>
@@ -267,11 +348,17 @@
     </w:p>
     <w:p>
       <w:r>
+        <w:rPr>
+          <w:b w:val="0"/>
+          <w:i w:val="0"/>
+        </w:rPr>
         <w:t xml:space="preserve">D. </w:t>
       </w:r>
       <w:r>
         <w:rPr>
           <w:rFonts w:ascii="Consolas" w:hAnsi="Consolas"/>
+          <w:b w:val="0"/>
+          <w:i w:val="0"/>
           <w:sz w:val="19"/>
         </w:rPr>
         <w:t>rear = (rear − 1) MOD 8</w:t>
@@ -279,6 +366,10 @@
     </w:p>
     <w:p>
       <w:r>
+        <w:rPr>
+          <w:b w:val="0"/>
+          <w:i w:val="0"/>
+        </w:rPr>
         <w:t>Your answer: ☐</w:t>
       </w:r>
     </w:p>
@@ -286,44 +377,74 @@
       <w:r>
         <w:rPr>
           <w:b/>
+          <w:i w:val="0"/>
         </w:rPr>
         <w:t>5.</w:t>
       </w:r>
       <w:r>
+        <w:rPr>
+          <w:b w:val="0"/>
+          <w:i w:val="0"/>
+        </w:rPr>
         <w:t xml:space="preserve"> Which traversal of a binary search tree visits the nodes in </w:t>
       </w:r>
       <w:r>
         <w:rPr>
           <w:b/>
+          <w:i w:val="0"/>
         </w:rPr>
         <w:t>ascending order</w:t>
       </w:r>
       <w:r>
+        <w:rPr>
+          <w:b w:val="0"/>
+          <w:i w:val="0"/>
+        </w:rPr>
         <w:t>?</w:t>
       </w:r>
     </w:p>
     <w:p>
       <w:r>
+        <w:rPr>
+          <w:b w:val="0"/>
+          <w:i w:val="0"/>
+        </w:rPr>
         <w:t>A. Pre-order</w:t>
       </w:r>
     </w:p>
     <w:p>
       <w:r>
+        <w:rPr>
+          <w:b w:val="0"/>
+          <w:i w:val="0"/>
+        </w:rPr>
         <w:t>B. Post-order</w:t>
       </w:r>
     </w:p>
     <w:p>
       <w:r>
+        <w:rPr>
+          <w:b w:val="0"/>
+          <w:i w:val="0"/>
+        </w:rPr>
         <w:t>C. In-order</w:t>
       </w:r>
     </w:p>
     <w:p>
       <w:r>
+        <w:rPr>
+          <w:b w:val="0"/>
+          <w:i w:val="0"/>
+        </w:rPr>
         <w:t>D. Level-order</w:t>
       </w:r>
     </w:p>
     <w:p>
       <w:r>
+        <w:rPr>
+          <w:b w:val="0"/>
+          <w:i w:val="0"/>
+        </w:rPr>
         <w:t>Your answer: ☐</w:t>
       </w:r>
     </w:p>
@@ -331,44 +452,74 @@
       <w:r>
         <w:rPr>
           <w:b/>
+          <w:i w:val="0"/>
         </w:rPr>
         <w:t>6.</w:t>
       </w:r>
       <w:r>
+        <w:rPr>
+          <w:b w:val="0"/>
+          <w:i w:val="0"/>
+        </w:rPr>
         <w:t xml:space="preserve"> What is a </w:t>
       </w:r>
       <w:r>
         <w:rPr>
           <w:b/>
+          <w:i w:val="0"/>
         </w:rPr>
         <w:t>collision</w:t>
       </w:r>
       <w:r>
+        <w:rPr>
+          <w:b w:val="0"/>
+          <w:i w:val="0"/>
+        </w:rPr>
         <w:t xml:space="preserve"> in a hash table?</w:t>
       </w:r>
     </w:p>
     <w:p>
       <w:r>
+        <w:rPr>
+          <w:b w:val="0"/>
+          <w:i w:val="0"/>
+        </w:rPr>
         <w:t>A. When the table becomes full</w:t>
       </w:r>
     </w:p>
     <w:p>
       <w:r>
+        <w:rPr>
+          <w:b w:val="0"/>
+          <w:i w:val="0"/>
+        </w:rPr>
         <w:t>B. When two different keys hash to the same index</w:t>
       </w:r>
     </w:p>
     <w:p>
       <w:r>
+        <w:rPr>
+          <w:b w:val="0"/>
+          <w:i w:val="0"/>
+        </w:rPr>
         <w:t>C. When a key cannot be hashed at all</w:t>
       </w:r>
     </w:p>
     <w:p>
       <w:r>
+        <w:rPr>
+          <w:b w:val="0"/>
+          <w:i w:val="0"/>
+        </w:rPr>
         <w:t>D. When the load factor reaches zero</w:t>
       </w:r>
     </w:p>
     <w:p>
       <w:r>
+        <w:rPr>
+          <w:b w:val="0"/>
+          <w:i w:val="0"/>
+        </w:rPr>
         <w:t>Your answer: ☐</w:t>
       </w:r>
     </w:p>
@@ -376,44 +527,74 @@
       <w:r>
         <w:rPr>
           <w:b/>
+          <w:i w:val="0"/>
         </w:rPr>
         <w:t>7.</w:t>
       </w:r>
       <w:r>
+        <w:rPr>
+          <w:b w:val="0"/>
+          <w:i w:val="0"/>
+        </w:rPr>
         <w:t xml:space="preserve"> A major disadvantage of a </w:t>
       </w:r>
       <w:r>
         <w:rPr>
           <w:b/>
+          <w:i w:val="0"/>
         </w:rPr>
         <w:t>linked list</w:t>
       </w:r>
       <w:r>
+        <w:rPr>
+          <w:b w:val="0"/>
+          <w:i w:val="0"/>
+        </w:rPr>
         <w:t xml:space="preserve"> compared with an array is that it:</w:t>
       </w:r>
     </w:p>
     <w:p>
       <w:r>
+        <w:rPr>
+          <w:b w:val="0"/>
+          <w:i w:val="0"/>
+        </w:rPr>
         <w:t>A. Cannot grow at run time</w:t>
       </w:r>
     </w:p>
     <w:p>
       <w:r>
+        <w:rPr>
+          <w:b w:val="0"/>
+          <w:i w:val="0"/>
+        </w:rPr>
         <w:t>B. Must store items of different types</w:t>
       </w:r>
     </w:p>
     <w:p>
       <w:r>
+        <w:rPr>
+          <w:b w:val="0"/>
+          <w:i w:val="0"/>
+        </w:rPr>
         <w:t>C. Has no random access — it must be traversed from the head</w:t>
       </w:r>
     </w:p>
     <w:p>
       <w:r>
+        <w:rPr>
+          <w:b w:val="0"/>
+          <w:i w:val="0"/>
+        </w:rPr>
         <w:t>D. Uses no extra memory</w:t>
       </w:r>
     </w:p>
     <w:p>
       <w:r>
+        <w:rPr>
+          <w:b w:val="0"/>
+          <w:i w:val="0"/>
+        </w:rPr>
         <w:t>Your answer: ☐</w:t>
       </w:r>
     </w:p>
@@ -421,44 +602,74 @@
       <w:r>
         <w:rPr>
           <w:b/>
+          <w:i w:val="0"/>
         </w:rPr>
         <w:t>8.</w:t>
       </w:r>
       <w:r>
+        <w:rPr>
+          <w:b w:val="0"/>
+          <w:i w:val="0"/>
+        </w:rPr>
         <w:t xml:space="preserve"> Which describes the correct ends used by a </w:t>
       </w:r>
       <w:r>
         <w:rPr>
           <w:b/>
+          <w:i w:val="0"/>
         </w:rPr>
         <w:t>queue</w:t>
       </w:r>
       <w:r>
+        <w:rPr>
+          <w:b w:val="0"/>
+          <w:i w:val="0"/>
+        </w:rPr>
         <w:t>?</w:t>
       </w:r>
     </w:p>
     <w:p>
       <w:r>
+        <w:rPr>
+          <w:b w:val="0"/>
+          <w:i w:val="0"/>
+        </w:rPr>
         <w:t>A. Enqueue at the front, dequeue at the rear</w:t>
       </w:r>
     </w:p>
     <w:p>
       <w:r>
+        <w:rPr>
+          <w:b w:val="0"/>
+          <w:i w:val="0"/>
+        </w:rPr>
         <w:t>B. Enqueue and dequeue both at the top</w:t>
       </w:r>
     </w:p>
     <w:p>
       <w:r>
+        <w:rPr>
+          <w:b w:val="0"/>
+          <w:i w:val="0"/>
+        </w:rPr>
         <w:t>C. Enqueue at the rear, dequeue at the front</w:t>
       </w:r>
     </w:p>
     <w:p>
       <w:r>
+        <w:rPr>
+          <w:b w:val="0"/>
+          <w:i w:val="0"/>
+        </w:rPr>
         <w:t>D. Enqueue at the rear, dequeue at the rear</w:t>
       </w:r>
     </w:p>
     <w:p>
       <w:r>
+        <w:rPr>
+          <w:b w:val="0"/>
+          <w:i w:val="0"/>
+        </w:rPr>
         <w:t>Your answer: ☐</w:t>
       </w:r>
     </w:p>
@@ -474,6 +685,10 @@
         <w:pStyle w:val="Heading2"/>
       </w:pPr>
       <w:r>
+        <w:rPr>
+          <w:b w:val="0"/>
+          <w:i w:val="0"/>
+        </w:rPr>
         <w:t>Section B — Calculations &amp; short answer (17 marks)</w:t>
       </w:r>
     </w:p>
@@ -481,15 +696,21 @@
       <w:r>
         <w:rPr>
           <w:b/>
+          <w:i w:val="0"/>
         </w:rPr>
         <w:t>9.</w:t>
       </w:r>
       <w:r>
+        <w:rPr>
+          <w:b w:val="0"/>
+          <w:i w:val="0"/>
+        </w:rPr>
         <w:t xml:space="preserve"> Match each description to the correct data structure (Array, Tuple, Linked list, Hash table, Stack). </w:t>
       </w:r>
       <w:r>
         <w:rPr>
           <w:b/>
+          <w:i w:val="0"/>
         </w:rPr>
         <w:t>[5]</w:t>
       </w:r>
@@ -576,6 +797,7 @@
             <w:r>
               <w:rPr>
                 <w:b/>
+                <w:i w:val="0"/>
               </w:rPr>
               <w:t>#</w:t>
             </w:r>
@@ -595,6 +817,7 @@
             <w:r>
               <w:rPr>
                 <w:b/>
+                <w:i w:val="0"/>
               </w:rPr>
               <w:t>Description</w:t>
             </w:r>
@@ -614,6 +837,7 @@
             <w:r>
               <w:rPr>
                 <w:b/>
+                <w:i w:val="0"/>
               </w:rPr>
               <w:t>Structure</w:t>
             </w:r>
@@ -628,6 +852,10 @@
           <w:p>
             <w:r/>
             <w:r>
+              <w:rPr>
+                <w:b w:val="0"/>
+                <w:i w:val="0"/>
+              </w:rPr>
               <w:t>a</w:t>
             </w:r>
           </w:p>
@@ -639,20 +867,31 @@
           <w:p>
             <w:r/>
             <w:r>
+              <w:rPr>
+                <w:b w:val="0"/>
+                <w:i w:val="0"/>
+              </w:rPr>
               <w:t xml:space="preserve">Ordered, </w:t>
             </w:r>
             <w:r>
               <w:rPr>
                 <w:b/>
+                <w:i w:val="0"/>
               </w:rPr>
               <w:t>immutable</w:t>
             </w:r>
             <w:r>
+              <w:rPr>
+                <w:b w:val="0"/>
+                <w:i w:val="0"/>
+              </w:rPr>
               <w:t xml:space="preserve"> sequence such as </w:t>
             </w:r>
             <w:r>
               <w:rPr>
                 <w:rFonts w:ascii="Consolas" w:hAnsi="Consolas"/>
+                <w:b w:val="0"/>
+                <w:i w:val="0"/>
                 <w:sz w:val="19"/>
               </w:rPr>
               <w:t>(x, y)</w:t>
@@ -667,15 +906,10 @@
             <w:r/>
             <w:r>
               <w:rPr>
-                <w:b/>
+                <w:b w:val="0"/>
+                <w:i w:val="0"/>
               </w:rPr>
-              <w:t>_</w:t>
-            </w:r>
-            <w:r>
-              <w:rPr>
-                <w:b/>
-              </w:rPr>
-              <w:t>_</w:t>
+              <w:t>__________</w:t>
             </w:r>
           </w:p>
         </w:tc>
@@ -688,6 +922,10 @@
           <w:p>
             <w:r/>
             <w:r>
+              <w:rPr>
+                <w:b w:val="0"/>
+                <w:i w:val="0"/>
+              </w:rPr>
               <w:t>b</w:t>
             </w:r>
           </w:p>
@@ -699,6 +937,10 @@
           <w:p>
             <w:r/>
             <w:r>
+              <w:rPr>
+                <w:b w:val="0"/>
+                <w:i w:val="0"/>
+              </w:rPr>
               <w:t>LIFO structure with push/pop at the top</w:t>
             </w:r>
           </w:p>
@@ -711,15 +953,10 @@
             <w:r/>
             <w:r>
               <w:rPr>
-                <w:b/>
+                <w:b w:val="0"/>
+                <w:i w:val="0"/>
               </w:rPr>
-              <w:t>_</w:t>
-            </w:r>
-            <w:r>
-              <w:rPr>
-                <w:b/>
-              </w:rPr>
-              <w:t>_</w:t>
+              <w:t>__________</w:t>
             </w:r>
           </w:p>
         </w:tc>
@@ -732,6 +969,10 @@
           <w:p>
             <w:r/>
             <w:r>
+              <w:rPr>
+                <w:b w:val="0"/>
+                <w:i w:val="0"/>
+              </w:rPr>
               <w:t>c</w:t>
             </w:r>
           </w:p>
@@ -743,6 +984,10 @@
           <w:p>
             <w:r/>
             <w:r>
+              <w:rPr>
+                <w:b w:val="0"/>
+                <w:i w:val="0"/>
+              </w:rPr>
               <w:t>Fixed-size, same-type collection accessed by a numeric index</w:t>
             </w:r>
           </w:p>
@@ -755,15 +1000,10 @@
             <w:r/>
             <w:r>
               <w:rPr>
-                <w:b/>
+                <w:b w:val="0"/>
+                <w:i w:val="0"/>
               </w:rPr>
-              <w:t>_</w:t>
-            </w:r>
-            <w:r>
-              <w:rPr>
-                <w:b/>
-              </w:rPr>
-              <w:t>_</w:t>
+              <w:t>__________</w:t>
             </w:r>
           </w:p>
         </w:tc>
@@ -776,6 +1016,10 @@
           <w:p>
             <w:r/>
             <w:r>
+              <w:rPr>
+                <w:b w:val="0"/>
+                <w:i w:val="0"/>
+              </w:rPr>
               <w:t>d</w:t>
             </w:r>
           </w:p>
@@ -787,6 +1031,10 @@
           <w:p>
             <w:r/>
             <w:r>
+              <w:rPr>
+                <w:b w:val="0"/>
+                <w:i w:val="0"/>
+              </w:rPr>
               <w:t>Nodes of data + a pointer to the next node</w:t>
             </w:r>
           </w:p>
@@ -799,15 +1047,10 @@
             <w:r/>
             <w:r>
               <w:rPr>
-                <w:b/>
+                <w:b w:val="0"/>
+                <w:i w:val="0"/>
               </w:rPr>
-              <w:t>_</w:t>
-            </w:r>
-            <w:r>
-              <w:rPr>
-                <w:b/>
-              </w:rPr>
-              <w:t>_</w:t>
+              <w:t>__________</w:t>
             </w:r>
           </w:p>
         </w:tc>
@@ -820,6 +1063,10 @@
           <w:p>
             <w:r/>
             <w:r>
+              <w:rPr>
+                <w:b w:val="0"/>
+                <w:i w:val="0"/>
+              </w:rPr>
               <w:t>e</w:t>
             </w:r>
           </w:p>
@@ -831,6 +1078,10 @@
           <w:p>
             <w:r/>
             <w:r>
+              <w:rPr>
+                <w:b w:val="0"/>
+                <w:i w:val="0"/>
+              </w:rPr>
               <w:t>Maps a key to an index using a hash function for ~O(1) lookup</w:t>
             </w:r>
           </w:p>
@@ -843,15 +1094,10 @@
             <w:r/>
             <w:r>
               <w:rPr>
-                <w:b/>
+                <w:b w:val="0"/>
+                <w:i w:val="0"/>
               </w:rPr>
-              <w:t>_</w:t>
-            </w:r>
-            <w:r>
-              <w:rPr>
-                <w:b/>
-              </w:rPr>
-              <w:t>_</w:t>
+              <w:t>__________</w:t>
             </w:r>
           </w:p>
         </w:tc>
@@ -880,6 +1126,10 @@
           <w:p>
             <w:r/>
             <w:r>
+              <w:rPr>
+                <w:b w:val="0"/>
+                <w:i w:val="0"/>
+              </w:rPr>
               <w:t>(Linked list)</w:t>
             </w:r>
           </w:p>
@@ -891,24 +1141,35 @@
       <w:r>
         <w:rPr>
           <w:b/>
+          <w:i w:val="0"/>
         </w:rPr>
         <w:t>10.</w:t>
       </w:r>
       <w:r>
+        <w:rPr>
+          <w:b w:val="0"/>
+          <w:i w:val="0"/>
+        </w:rPr>
         <w:t xml:space="preserve"> A </w:t>
       </w:r>
       <w:r>
         <w:rPr>
           <w:b/>
+          <w:i w:val="0"/>
         </w:rPr>
         <w:t>stack</w:t>
       </w:r>
       <w:r>
+        <w:rPr>
+          <w:b w:val="0"/>
+          <w:i w:val="0"/>
+        </w:rPr>
         <w:t xml:space="preserve"> is initially empty. The following operations are carried out in order. Trace the stack and give the values popped and the final contents. </w:t>
       </w:r>
       <w:r>
         <w:rPr>
           <w:b/>
+          <w:i w:val="0"/>
         </w:rPr>
         <w:t>[4]</w:t>
       </w:r>
@@ -965,56 +1226,88 @@
       <w:r>
         <w:rPr>
           <w:rFonts w:ascii="Consolas" w:hAnsi="Consolas"/>
+          <w:b w:val="0"/>
+          <w:i w:val="0"/>
           <w:sz w:val="19"/>
         </w:rPr>
         <w:t>push(5)</w:t>
       </w:r>
       <w:r>
+        <w:rPr>
+          <w:b w:val="0"/>
+          <w:i w:val="0"/>
+        </w:rPr>
         <w:t xml:space="preserve">, </w:t>
       </w:r>
       <w:r>
         <w:rPr>
           <w:rFonts w:ascii="Consolas" w:hAnsi="Consolas"/>
+          <w:b w:val="0"/>
+          <w:i w:val="0"/>
           <w:sz w:val="19"/>
         </w:rPr>
         <w:t>push(9)</w:t>
       </w:r>
       <w:r>
+        <w:rPr>
+          <w:b w:val="0"/>
+          <w:i w:val="0"/>
+        </w:rPr>
         <w:t xml:space="preserve">, </w:t>
       </w:r>
       <w:r>
         <w:rPr>
           <w:rFonts w:ascii="Consolas" w:hAnsi="Consolas"/>
+          <w:b w:val="0"/>
+          <w:i w:val="0"/>
           <w:sz w:val="19"/>
         </w:rPr>
         <w:t>push(2)</w:t>
       </w:r>
       <w:r>
+        <w:rPr>
+          <w:b w:val="0"/>
+          <w:i w:val="0"/>
+        </w:rPr>
         <w:t xml:space="preserve">, </w:t>
       </w:r>
       <w:r>
         <w:rPr>
           <w:rFonts w:ascii="Consolas" w:hAnsi="Consolas"/>
+          <w:b w:val="0"/>
+          <w:i w:val="0"/>
           <w:sz w:val="19"/>
         </w:rPr>
         <w:t>pop()</w:t>
       </w:r>
       <w:r>
+        <w:rPr>
+          <w:b w:val="0"/>
+          <w:i w:val="0"/>
+        </w:rPr>
         <w:t xml:space="preserve">, </w:t>
       </w:r>
       <w:r>
         <w:rPr>
           <w:rFonts w:ascii="Consolas" w:hAnsi="Consolas"/>
+          <w:b w:val="0"/>
+          <w:i w:val="0"/>
           <w:sz w:val="19"/>
         </w:rPr>
         <w:t>push(7)</w:t>
       </w:r>
       <w:r>
+        <w:rPr>
+          <w:b w:val="0"/>
+          <w:i w:val="0"/>
+        </w:rPr>
         <w:t xml:space="preserve">, </w:t>
       </w:r>
       <w:r>
         <w:rPr>
           <w:rFonts w:ascii="Consolas" w:hAnsi="Consolas"/>
+          <w:b w:val="0"/>
+          <w:i w:val="0"/>
           <w:sz w:val="19"/>
         </w:rPr>
         <w:t>pop()</w:t>
@@ -1022,83 +1315,87 @@
     </w:p>
     <w:p>
       <w:r>
+        <w:rPr>
+          <w:b w:val="0"/>
+          <w:i w:val="0"/>
+        </w:rPr>
         <w:t>Working space (show the stack after each operation):</w:t>
       </w:r>
     </w:p>
     <w:p>
       <w:r>
-        <w:t xml:space="preserve">Values popped (in order): </w:t>
-      </w:r>
-      <w:r>
         <w:rPr>
-          <w:b/>
+          <w:b w:val="0"/>
+          <w:i w:val="0"/>
         </w:rPr>
-        <w:t>_</w:t>
-      </w:r>
-      <w:r>
-        <w:rPr>
-          <w:b/>
-        </w:rPr>
-        <w:t>_</w:t>
-      </w:r>
-      <w:r>
-        <w:t xml:space="preserve">   Final stack (top → bottom): </w:t>
-      </w:r>
-      <w:r>
-        <w:rPr>
-          <w:b/>
-        </w:rPr>
-        <w:t>_</w:t>
-      </w:r>
-      <w:r>
-        <w:rPr>
-          <w:b/>
-        </w:rPr>
-        <w:t>_</w:t>
+        <w:t>Values popped (in order): __________   Final stack (top → bottom): __________</w:t>
       </w:r>
     </w:p>
     <w:p>
       <w:r>
         <w:rPr>
           <w:b/>
+          <w:i w:val="0"/>
         </w:rPr>
         <w:t>11.</w:t>
       </w:r>
       <w:r>
+        <w:rPr>
+          <w:b w:val="0"/>
+          <w:i w:val="0"/>
+        </w:rPr>
         <w:t xml:space="preserve"> A </w:t>
       </w:r>
       <w:r>
         <w:rPr>
           <w:b/>
+          <w:i w:val="0"/>
         </w:rPr>
         <w:t>queue</w:t>
       </w:r>
       <w:r>
+        <w:rPr>
+          <w:b w:val="0"/>
+          <w:i w:val="0"/>
+        </w:rPr>
         <w:t xml:space="preserve"> uses </w:t>
       </w:r>
       <w:r>
         <w:rPr>
           <w:rFonts w:ascii="Consolas" w:hAnsi="Consolas"/>
+          <w:b w:val="0"/>
+          <w:i w:val="0"/>
           <w:sz w:val="19"/>
         </w:rPr>
         <w:t>enqueue</w:t>
       </w:r>
       <w:r>
+        <w:rPr>
+          <w:b w:val="0"/>
+          <w:i w:val="0"/>
+        </w:rPr>
         <w:t xml:space="preserve"> (rear) and </w:t>
       </w:r>
       <w:r>
         <w:rPr>
           <w:rFonts w:ascii="Consolas" w:hAnsi="Consolas"/>
+          <w:b w:val="0"/>
+          <w:i w:val="0"/>
           <w:sz w:val="19"/>
         </w:rPr>
         <w:t>dequeue</w:t>
       </w:r>
       <w:r>
+        <w:rPr>
+          <w:b w:val="0"/>
+          <w:i w:val="0"/>
+        </w:rPr>
         <w:t xml:space="preserve"> (front). Starting empty, perform: </w:t>
       </w:r>
       <w:r>
         <w:rPr>
           <w:b/>
+          <w:i w:val="0"/>
         </w:rPr>
         <w:t>[3]</w:t>
       </w:r>
@@ -1139,56 +1436,88 @@
       <w:r>
         <w:rPr>
           <w:rFonts w:ascii="Consolas" w:hAnsi="Consolas"/>
+          <w:b w:val="0"/>
+          <w:i w:val="0"/>
           <w:sz w:val="19"/>
         </w:rPr>
         <w:t>enqueue(A)</w:t>
       </w:r>
       <w:r>
+        <w:rPr>
+          <w:b w:val="0"/>
+          <w:i w:val="0"/>
+        </w:rPr>
         <w:t xml:space="preserve">, </w:t>
       </w:r>
       <w:r>
         <w:rPr>
           <w:rFonts w:ascii="Consolas" w:hAnsi="Consolas"/>
+          <w:b w:val="0"/>
+          <w:i w:val="0"/>
           <w:sz w:val="19"/>
         </w:rPr>
         <w:t>enqueue(B)</w:t>
       </w:r>
       <w:r>
+        <w:rPr>
+          <w:b w:val="0"/>
+          <w:i w:val="0"/>
+        </w:rPr>
         <w:t xml:space="preserve">, </w:t>
       </w:r>
       <w:r>
         <w:rPr>
           <w:rFonts w:ascii="Consolas" w:hAnsi="Consolas"/>
+          <w:b w:val="0"/>
+          <w:i w:val="0"/>
           <w:sz w:val="19"/>
         </w:rPr>
         <w:t>dequeue()</w:t>
       </w:r>
       <w:r>
+        <w:rPr>
+          <w:b w:val="0"/>
+          <w:i w:val="0"/>
+        </w:rPr>
         <w:t xml:space="preserve">, </w:t>
       </w:r>
       <w:r>
         <w:rPr>
           <w:rFonts w:ascii="Consolas" w:hAnsi="Consolas"/>
+          <w:b w:val="0"/>
+          <w:i w:val="0"/>
           <w:sz w:val="19"/>
         </w:rPr>
         <w:t>enqueue(C)</w:t>
       </w:r>
       <w:r>
+        <w:rPr>
+          <w:b w:val="0"/>
+          <w:i w:val="0"/>
+        </w:rPr>
         <w:t xml:space="preserve">, </w:t>
       </w:r>
       <w:r>
         <w:rPr>
           <w:rFonts w:ascii="Consolas" w:hAnsi="Consolas"/>
+          <w:b w:val="0"/>
+          <w:i w:val="0"/>
           <w:sz w:val="19"/>
         </w:rPr>
         <w:t>enqueue(D)</w:t>
       </w:r>
       <w:r>
+        <w:rPr>
+          <w:b w:val="0"/>
+          <w:i w:val="0"/>
+        </w:rPr>
         <w:t xml:space="preserve">, </w:t>
       </w:r>
       <w:r>
         <w:rPr>
           <w:rFonts w:ascii="Consolas" w:hAnsi="Consolas"/>
+          <w:b w:val="0"/>
+          <w:i w:val="0"/>
           <w:sz w:val="19"/>
         </w:rPr>
         <w:t>dequeue()</w:t>
@@ -1196,72 +1525,69 @@
     </w:p>
     <w:p>
       <w:r>
+        <w:rPr>
+          <w:b w:val="0"/>
+          <w:i w:val="0"/>
+        </w:rPr>
         <w:t>Working space:</w:t>
       </w:r>
     </w:p>
     <w:p>
       <w:r>
-        <w:t xml:space="preserve">Values dequeued (in order): </w:t>
-      </w:r>
-      <w:r>
         <w:rPr>
-          <w:b/>
+          <w:b w:val="0"/>
+          <w:i w:val="0"/>
         </w:rPr>
-        <w:t>_</w:t>
-      </w:r>
-      <w:r>
-        <w:rPr>
-          <w:b/>
-        </w:rPr>
-        <w:t>_</w:t>
-      </w:r>
-      <w:r>
-        <w:t xml:space="preserve">   Queue contents (front → rear): </w:t>
-      </w:r>
-      <w:r>
-        <w:rPr>
-          <w:b/>
-        </w:rPr>
-        <w:t>_</w:t>
-      </w:r>
-      <w:r>
-        <w:rPr>
-          <w:b/>
-        </w:rPr>
-        <w:t>_</w:t>
+        <w:t>Values dequeued (in order): __________   Queue contents (front → rear): __________</w:t>
       </w:r>
     </w:p>
     <w:p>
       <w:r>
         <w:rPr>
           <w:b/>
+          <w:i w:val="0"/>
         </w:rPr>
         <w:t>12.</w:t>
       </w:r>
       <w:r>
+        <w:rPr>
+          <w:b w:val="0"/>
+          <w:i w:val="0"/>
+        </w:rPr>
         <w:t xml:space="preserve"> The following numbers are inserted, in this order, into an empty </w:t>
       </w:r>
       <w:r>
         <w:rPr>
           <w:b/>
+          <w:i w:val="0"/>
         </w:rPr>
         <w:t>binary search tree</w:t>
       </w:r>
       <w:r>
+        <w:rPr>
+          <w:b w:val="0"/>
+          <w:i w:val="0"/>
+        </w:rPr>
         <w:t xml:space="preserve">: </w:t>
       </w:r>
       <w:r>
         <w:rPr>
           <w:b/>
+          <w:i w:val="0"/>
         </w:rPr>
         <w:t>50, 30, 70, 20, 40, 60</w:t>
       </w:r>
       <w:r>
+        <w:rPr>
+          <w:b w:val="0"/>
+          <w:i w:val="0"/>
+        </w:rPr>
         <w:t xml:space="preserve">. Draw the resulting tree. </w:t>
       </w:r>
       <w:r>
         <w:rPr>
           <w:b/>
+          <w:i w:val="0"/>
         </w:rPr>
         <w:t>[3]</w:t>
       </w:r>
@@ -1300,6 +1626,10 @@
     </w:p>
     <w:p>
       <w:r>
+        <w:rPr>
+          <w:b w:val="0"/>
+          <w:i w:val="0"/>
+        </w:rPr>
         <w:t>Working space:</w:t>
       </w:r>
     </w:p>
@@ -1307,42 +1637,63 @@
       <w:r>
         <w:rPr>
           <w:b/>
+          <w:i w:val="0"/>
         </w:rPr>
         <w:t>13.</w:t>
       </w:r>
       <w:r>
+        <w:rPr>
+          <w:b w:val="0"/>
+          <w:i w:val="0"/>
+        </w:rPr>
         <w:t xml:space="preserve"> State </w:t>
       </w:r>
       <w:r>
         <w:rPr>
           <w:b/>
+          <w:i w:val="0"/>
         </w:rPr>
         <w:t>two</w:t>
       </w:r>
       <w:r>
+        <w:rPr>
+          <w:b w:val="0"/>
+          <w:i w:val="0"/>
+        </w:rPr>
         <w:t xml:space="preserve"> differences between a </w:t>
       </w:r>
       <w:r>
         <w:rPr>
           <w:b/>
+          <w:i w:val="0"/>
         </w:rPr>
         <w:t>static</w:t>
       </w:r>
       <w:r>
+        <w:rPr>
+          <w:b w:val="0"/>
+          <w:i w:val="0"/>
+        </w:rPr>
         <w:t xml:space="preserve"> and a </w:t>
       </w:r>
       <w:r>
         <w:rPr>
           <w:b/>
+          <w:i w:val="0"/>
         </w:rPr>
         <w:t>dynamic</w:t>
       </w:r>
       <w:r>
+        <w:rPr>
+          <w:b w:val="0"/>
+          <w:i w:val="0"/>
+        </w:rPr>
         <w:t xml:space="preserve"> data structure. </w:t>
       </w:r>
       <w:r>
         <w:rPr>
           <w:b/>
+          <w:i w:val="0"/>
         </w:rPr>
         <w:t>[2]</w:t>
       </w:r>
@@ -1373,6 +1724,10 @@
     </w:p>
     <w:p>
       <w:r>
+        <w:rPr>
+          <w:b w:val="0"/>
+          <w:i w:val="0"/>
+        </w:rPr>
         <w:t>Working space:</w:t>
       </w:r>
     </w:p>
@@ -1388,6 +1743,10 @@
         <w:pStyle w:val="Heading2"/>
       </w:pPr>
       <w:r>
+        <w:rPr>
+          <w:b w:val="0"/>
+          <w:i w:val="0"/>
+        </w:rPr>
         <w:t>Section C — Exam-style question (5 marks)</w:t>
       </w:r>
     </w:p>
@@ -1395,38 +1754,58 @@
       <w:r>
         <w:rPr>
           <w:b/>
+          <w:i w:val="0"/>
         </w:rPr>
         <w:t>14.</w:t>
       </w:r>
       <w:r>
+        <w:rPr>
+          <w:b w:val="0"/>
+          <w:i w:val="0"/>
+        </w:rPr>
         <w:t xml:space="preserve"> A web browser stores the list of pages the user has visited so the </w:t>
       </w:r>
       <w:r>
         <w:rPr>
           <w:b/>
+          <w:i w:val="0"/>
         </w:rPr>
         <w:t>Back</w:t>
       </w:r>
       <w:r>
+        <w:rPr>
+          <w:b w:val="0"/>
+          <w:i w:val="0"/>
+        </w:rPr>
         <w:t xml:space="preserve"> button can return to the previous page. Items are also held in a buffer that streams video, releasing frames in the order they arrived.</w:t>
       </w:r>
     </w:p>
     <w:p>
       <w:r>
+        <w:rPr>
+          <w:b w:val="0"/>
+          <w:i w:val="0"/>
+        </w:rPr>
         <w:t xml:space="preserve">(a) Name the most appropriate data structure for the </w:t>
       </w:r>
       <w:r>
         <w:rPr>
           <w:b/>
+          <w:i w:val="0"/>
         </w:rPr>
         <w:t>Back button</w:t>
       </w:r>
       <w:r>
+        <w:rPr>
+          <w:b w:val="0"/>
+          <w:i w:val="0"/>
+        </w:rPr>
         <w:t xml:space="preserve"> history and justify your choice. </w:t>
       </w:r>
       <w:r>
         <w:rPr>
           <w:b/>
+          <w:i w:val="0"/>
         </w:rPr>
         <w:t>[2]</w:t>
       </w:r>
@@ -1457,20 +1836,30 @@
     </w:p>
     <w:p>
       <w:r>
+        <w:rPr>
+          <w:b w:val="0"/>
+          <w:i w:val="0"/>
+        </w:rPr>
         <w:t xml:space="preserve">(b) Name the most appropriate data structure for the </w:t>
       </w:r>
       <w:r>
         <w:rPr>
           <w:b/>
+          <w:i w:val="0"/>
         </w:rPr>
         <w:t>video buffer</w:t>
       </w:r>
       <w:r>
+        <w:rPr>
+          <w:b w:val="0"/>
+          <w:i w:val="0"/>
+        </w:rPr>
         <w:t xml:space="preserve"> and justify your choice. </w:t>
       </w:r>
       <w:r>
         <w:rPr>
           <w:b/>
+          <w:i w:val="0"/>
         </w:rPr>
         <w:t>[2]</w:t>
       </w:r>
@@ -1501,20 +1890,30 @@
     </w:p>
     <w:p>
       <w:r>
+        <w:rPr>
+          <w:b w:val="0"/>
+          <w:i w:val="0"/>
+        </w:rPr>
         <w:t xml:space="preserve">(c) State one reason a programmer might choose a </w:t>
       </w:r>
       <w:r>
         <w:rPr>
           <w:b/>
+          <w:i w:val="0"/>
         </w:rPr>
         <w:t>dynamic</w:t>
       </w:r>
       <w:r>
+        <w:rPr>
+          <w:b w:val="0"/>
+          <w:i w:val="0"/>
+        </w:rPr>
         <w:t xml:space="preserve"> implementation for either structure. </w:t>
       </w:r>
       <w:r>
         <w:rPr>
           <w:b/>
+          <w:i w:val="0"/>
         </w:rPr>
         <w:t>[1]</w:t>
       </w:r>
@@ -1537,6 +1936,10 @@
     </w:p>
     <w:p>
       <w:r>
+        <w:rPr>
+          <w:b w:val="0"/>
+          <w:i w:val="0"/>
+        </w:rPr>
         <w:t>Working space:</w:t>
       </w:r>
     </w:p>

--- a/Course/1 Component 1 - Computer Systems/1.4 Data Types, Data Structures and Boolean Algebra/1.4.2 Data Structures/3 Worksheet (editable).docx
+++ b/Course/1 Component 1 - Computer Systems/1.4 Data Types, Data Structures and Boolean Algebra/1.4.2 Data Structures/3 Worksheet (editable).docx
@@ -715,62 +715,32 @@
         <w:t>[5]</w:t>
       </w:r>
     </w:p>
-    <w:p>
-      <w:pPr>
-        <w:spacing w:before="260"/>
-        <w:pBdr>
-          <w:bottom w:val="single" w:sz="4" w:space="1" w:color="AAB4C0"/>
-        </w:pBdr>
-      </w:pPr>
-    </w:p>
-    <w:p>
-      <w:pPr>
-        <w:spacing w:before="260"/>
-        <w:pBdr>
-          <w:bottom w:val="single" w:sz="4" w:space="1" w:color="AAB4C0"/>
-        </w:pBdr>
-      </w:pPr>
-    </w:p>
-    <w:p>
-      <w:pPr>
-        <w:spacing w:before="260"/>
-        <w:pBdr>
-          <w:bottom w:val="single" w:sz="4" w:space="1" w:color="AAB4C0"/>
-        </w:pBdr>
-      </w:pPr>
-    </w:p>
-    <w:p>
-      <w:pPr>
-        <w:spacing w:before="260"/>
-        <w:pBdr>
-          <w:bottom w:val="single" w:sz="4" w:space="1" w:color="AAB4C0"/>
-        </w:pBdr>
-      </w:pPr>
-    </w:p>
-    <w:p>
-      <w:pPr>
-        <w:spacing w:before="260"/>
-        <w:pBdr>
-          <w:bottom w:val="single" w:sz="4" w:space="1" w:color="AAB4C0"/>
-        </w:pBdr>
-      </w:pPr>
-    </w:p>
-    <w:p>
-      <w:pPr>
-        <w:spacing w:before="260"/>
-        <w:pBdr>
-          <w:bottom w:val="single" w:sz="4" w:space="1" w:color="AAB4C0"/>
-        </w:pBdr>
-      </w:pPr>
-    </w:p>
-    <w:p>
-      <w:pPr>
-        <w:spacing w:before="260"/>
-        <w:pBdr>
-          <w:bottom w:val="single" w:sz="4" w:space="1" w:color="AAB4C0"/>
-        </w:pBdr>
-      </w:pPr>
-    </w:p>
+    <w:tbl>
+      <w:tblPr>
+        <w:tblStyle w:val="TableGrid"/>
+        <w:tblW w:type="auto" w:w="0"/>
+        <w:tblLook w:firstColumn="1" w:firstRow="1" w:lastColumn="0" w:lastRow="0" w:noHBand="0" w:noVBand="1" w:val="04A0"/>
+      </w:tblPr>
+      <w:tblGrid>
+        <w:gridCol w:w="8640"/>
+      </w:tblGrid>
+      <w:tr>
+        <w:trPr>
+          <w:trHeight w:val="2380" w:hRule="atLeast"/>
+        </w:trPr>
+        <w:tc>
+          <w:tcPr>
+            <w:tcW w:type="dxa" w:w="8640"/>
+          </w:tcPr>
+          <w:p>
+            <w:pPr>
+              <w:spacing w:before="40"/>
+            </w:pPr>
+          </w:p>
+        </w:tc>
+      </w:tr>
+    </w:tbl>
+    <w:p/>
     <w:tbl>
       <w:tblPr>
         <w:tblStyle w:val="TableGrid"/>
@@ -1174,54 +1144,32 @@
         <w:t>[4]</w:t>
       </w:r>
     </w:p>
-    <w:p>
-      <w:pPr>
-        <w:spacing w:before="260"/>
-        <w:pBdr>
-          <w:bottom w:val="single" w:sz="4" w:space="1" w:color="AAB4C0"/>
-        </w:pBdr>
-      </w:pPr>
-    </w:p>
-    <w:p>
-      <w:pPr>
-        <w:spacing w:before="260"/>
-        <w:pBdr>
-          <w:bottom w:val="single" w:sz="4" w:space="1" w:color="AAB4C0"/>
-        </w:pBdr>
-      </w:pPr>
-    </w:p>
-    <w:p>
-      <w:pPr>
-        <w:spacing w:before="260"/>
-        <w:pBdr>
-          <w:bottom w:val="single" w:sz="4" w:space="1" w:color="AAB4C0"/>
-        </w:pBdr>
-      </w:pPr>
-    </w:p>
-    <w:p>
-      <w:pPr>
-        <w:spacing w:before="260"/>
-        <w:pBdr>
-          <w:bottom w:val="single" w:sz="4" w:space="1" w:color="AAB4C0"/>
-        </w:pBdr>
-      </w:pPr>
-    </w:p>
-    <w:p>
-      <w:pPr>
-        <w:spacing w:before="260"/>
-        <w:pBdr>
-          <w:bottom w:val="single" w:sz="4" w:space="1" w:color="AAB4C0"/>
-        </w:pBdr>
-      </w:pPr>
-    </w:p>
-    <w:p>
-      <w:pPr>
-        <w:spacing w:before="260"/>
-        <w:pBdr>
-          <w:bottom w:val="single" w:sz="4" w:space="1" w:color="AAB4C0"/>
-        </w:pBdr>
-      </w:pPr>
-    </w:p>
+    <w:tbl>
+      <w:tblPr>
+        <w:tblStyle w:val="TableGrid"/>
+        <w:tblW w:type="auto" w:w="0"/>
+        <w:tblLook w:firstColumn="1" w:firstRow="1" w:lastColumn="0" w:lastRow="0" w:noHBand="0" w:noVBand="1" w:val="04A0"/>
+      </w:tblPr>
+      <w:tblGrid>
+        <w:gridCol w:w="8640"/>
+      </w:tblGrid>
+      <w:tr>
+        <w:trPr>
+          <w:trHeight w:val="2040" w:hRule="atLeast"/>
+        </w:trPr>
+        <w:tc>
+          <w:tcPr>
+            <w:tcW w:type="dxa" w:w="8640"/>
+          </w:tcPr>
+          <w:p>
+            <w:pPr>
+              <w:spacing w:before="40"/>
+            </w:pPr>
+          </w:p>
+        </w:tc>
+      </w:tr>
+    </w:tbl>
+    <w:p/>
     <w:p>
       <w:r>
         <w:rPr>
@@ -1400,38 +1348,32 @@
         <w:t>[3]</w:t>
       </w:r>
     </w:p>
-    <w:p>
-      <w:pPr>
-        <w:spacing w:before="260"/>
-        <w:pBdr>
-          <w:bottom w:val="single" w:sz="4" w:space="1" w:color="AAB4C0"/>
-        </w:pBdr>
-      </w:pPr>
-    </w:p>
-    <w:p>
-      <w:pPr>
-        <w:spacing w:before="260"/>
-        <w:pBdr>
-          <w:bottom w:val="single" w:sz="4" w:space="1" w:color="AAB4C0"/>
-        </w:pBdr>
-      </w:pPr>
-    </w:p>
-    <w:p>
-      <w:pPr>
-        <w:spacing w:before="260"/>
-        <w:pBdr>
-          <w:bottom w:val="single" w:sz="4" w:space="1" w:color="AAB4C0"/>
-        </w:pBdr>
-      </w:pPr>
-    </w:p>
-    <w:p>
-      <w:pPr>
-        <w:spacing w:before="260"/>
-        <w:pBdr>
-          <w:bottom w:val="single" w:sz="4" w:space="1" w:color="AAB4C0"/>
-        </w:pBdr>
-      </w:pPr>
-    </w:p>
+    <w:tbl>
+      <w:tblPr>
+        <w:tblStyle w:val="TableGrid"/>
+        <w:tblW w:type="auto" w:w="0"/>
+        <w:tblLook w:firstColumn="1" w:firstRow="1" w:lastColumn="0" w:lastRow="0" w:noHBand="0" w:noVBand="1" w:val="04A0"/>
+      </w:tblPr>
+      <w:tblGrid>
+        <w:gridCol w:w="8640"/>
+      </w:tblGrid>
+      <w:tr>
+        <w:trPr>
+          <w:trHeight w:val="1360" w:hRule="atLeast"/>
+        </w:trPr>
+        <w:tc>
+          <w:tcPr>
+            <w:tcW w:type="dxa" w:w="8640"/>
+          </w:tcPr>
+          <w:p>
+            <w:pPr>
+              <w:spacing w:before="40"/>
+            </w:pPr>
+          </w:p>
+        </w:tc>
+      </w:tr>
+    </w:tbl>
+    <w:p/>
     <w:p>
       <w:r>
         <w:rPr>
@@ -1592,38 +1534,32 @@
         <w:t>[3]</w:t>
       </w:r>
     </w:p>
-    <w:p>
-      <w:pPr>
-        <w:spacing w:before="260"/>
-        <w:pBdr>
-          <w:bottom w:val="single" w:sz="4" w:space="1" w:color="AAB4C0"/>
-        </w:pBdr>
-      </w:pPr>
-    </w:p>
-    <w:p>
-      <w:pPr>
-        <w:spacing w:before="260"/>
-        <w:pBdr>
-          <w:bottom w:val="single" w:sz="4" w:space="1" w:color="AAB4C0"/>
-        </w:pBdr>
-      </w:pPr>
-    </w:p>
-    <w:p>
-      <w:pPr>
-        <w:spacing w:before="260"/>
-        <w:pBdr>
-          <w:bottom w:val="single" w:sz="4" w:space="1" w:color="AAB4C0"/>
-        </w:pBdr>
-      </w:pPr>
-    </w:p>
-    <w:p>
-      <w:pPr>
-        <w:spacing w:before="260"/>
-        <w:pBdr>
-          <w:bottom w:val="single" w:sz="4" w:space="1" w:color="AAB4C0"/>
-        </w:pBdr>
-      </w:pPr>
-    </w:p>
+    <w:tbl>
+      <w:tblPr>
+        <w:tblStyle w:val="TableGrid"/>
+        <w:tblW w:type="auto" w:w="0"/>
+        <w:tblLook w:firstColumn="1" w:firstRow="1" w:lastColumn="0" w:lastRow="0" w:noHBand="0" w:noVBand="1" w:val="04A0"/>
+      </w:tblPr>
+      <w:tblGrid>
+        <w:gridCol w:w="8640"/>
+      </w:tblGrid>
+      <w:tr>
+        <w:trPr>
+          <w:trHeight w:val="1360" w:hRule="atLeast"/>
+        </w:trPr>
+        <w:tc>
+          <w:tcPr>
+            <w:tcW w:type="dxa" w:w="8640"/>
+          </w:tcPr>
+          <w:p>
+            <w:pPr>
+              <w:spacing w:before="40"/>
+            </w:pPr>
+          </w:p>
+        </w:tc>
+      </w:tr>
+    </w:tbl>
+    <w:p/>
     <w:p>
       <w:r>
         <w:rPr>
@@ -1698,30 +1634,32 @@
         <w:t>[2]</w:t>
       </w:r>
     </w:p>
-    <w:p>
-      <w:pPr>
-        <w:spacing w:before="260"/>
-        <w:pBdr>
-          <w:bottom w:val="single" w:sz="4" w:space="1" w:color="AAB4C0"/>
-        </w:pBdr>
-      </w:pPr>
-    </w:p>
-    <w:p>
-      <w:pPr>
-        <w:spacing w:before="260"/>
-        <w:pBdr>
-          <w:bottom w:val="single" w:sz="4" w:space="1" w:color="AAB4C0"/>
-        </w:pBdr>
-      </w:pPr>
-    </w:p>
-    <w:p>
-      <w:pPr>
-        <w:spacing w:before="260"/>
-        <w:pBdr>
-          <w:bottom w:val="single" w:sz="4" w:space="1" w:color="AAB4C0"/>
-        </w:pBdr>
-      </w:pPr>
-    </w:p>
+    <w:tbl>
+      <w:tblPr>
+        <w:tblStyle w:val="TableGrid"/>
+        <w:tblW w:type="auto" w:w="0"/>
+        <w:tblLook w:firstColumn="1" w:firstRow="1" w:lastColumn="0" w:lastRow="0" w:noHBand="0" w:noVBand="1" w:val="04A0"/>
+      </w:tblPr>
+      <w:tblGrid>
+        <w:gridCol w:w="8640"/>
+      </w:tblGrid>
+      <w:tr>
+        <w:trPr>
+          <w:trHeight w:val="1020" w:hRule="atLeast"/>
+        </w:trPr>
+        <w:tc>
+          <w:tcPr>
+            <w:tcW w:type="dxa" w:w="8640"/>
+          </w:tcPr>
+          <w:p>
+            <w:pPr>
+              <w:spacing w:before="40"/>
+            </w:pPr>
+          </w:p>
+        </w:tc>
+      </w:tr>
+    </w:tbl>
+    <w:p/>
     <w:p>
       <w:r>
         <w:rPr>
@@ -1810,30 +1748,32 @@
         <w:t>[2]</w:t>
       </w:r>
     </w:p>
-    <w:p>
-      <w:pPr>
-        <w:spacing w:before="260"/>
-        <w:pBdr>
-          <w:bottom w:val="single" w:sz="4" w:space="1" w:color="AAB4C0"/>
-        </w:pBdr>
-      </w:pPr>
-    </w:p>
-    <w:p>
-      <w:pPr>
-        <w:spacing w:before="260"/>
-        <w:pBdr>
-          <w:bottom w:val="single" w:sz="4" w:space="1" w:color="AAB4C0"/>
-        </w:pBdr>
-      </w:pPr>
-    </w:p>
-    <w:p>
-      <w:pPr>
-        <w:spacing w:before="260"/>
-        <w:pBdr>
-          <w:bottom w:val="single" w:sz="4" w:space="1" w:color="AAB4C0"/>
-        </w:pBdr>
-      </w:pPr>
-    </w:p>
+    <w:tbl>
+      <w:tblPr>
+        <w:tblStyle w:val="TableGrid"/>
+        <w:tblW w:type="auto" w:w="0"/>
+        <w:tblLook w:firstColumn="1" w:firstRow="1" w:lastColumn="0" w:lastRow="0" w:noHBand="0" w:noVBand="1" w:val="04A0"/>
+      </w:tblPr>
+      <w:tblGrid>
+        <w:gridCol w:w="8640"/>
+      </w:tblGrid>
+      <w:tr>
+        <w:trPr>
+          <w:trHeight w:val="1020" w:hRule="atLeast"/>
+        </w:trPr>
+        <w:tc>
+          <w:tcPr>
+            <w:tcW w:type="dxa" w:w="8640"/>
+          </w:tcPr>
+          <w:p>
+            <w:pPr>
+              <w:spacing w:before="40"/>
+            </w:pPr>
+          </w:p>
+        </w:tc>
+      </w:tr>
+    </w:tbl>
+    <w:p/>
     <w:p>
       <w:r>
         <w:rPr>
@@ -1864,30 +1804,32 @@
         <w:t>[2]</w:t>
       </w:r>
     </w:p>
-    <w:p>
-      <w:pPr>
-        <w:spacing w:before="260"/>
-        <w:pBdr>
-          <w:bottom w:val="single" w:sz="4" w:space="1" w:color="AAB4C0"/>
-        </w:pBdr>
-      </w:pPr>
-    </w:p>
-    <w:p>
-      <w:pPr>
-        <w:spacing w:before="260"/>
-        <w:pBdr>
-          <w:bottom w:val="single" w:sz="4" w:space="1" w:color="AAB4C0"/>
-        </w:pBdr>
-      </w:pPr>
-    </w:p>
-    <w:p>
-      <w:pPr>
-        <w:spacing w:before="260"/>
-        <w:pBdr>
-          <w:bottom w:val="single" w:sz="4" w:space="1" w:color="AAB4C0"/>
-        </w:pBdr>
-      </w:pPr>
-    </w:p>
+    <w:tbl>
+      <w:tblPr>
+        <w:tblStyle w:val="TableGrid"/>
+        <w:tblW w:type="auto" w:w="0"/>
+        <w:tblLook w:firstColumn="1" w:firstRow="1" w:lastColumn="0" w:lastRow="0" w:noHBand="0" w:noVBand="1" w:val="04A0"/>
+      </w:tblPr>
+      <w:tblGrid>
+        <w:gridCol w:w="8640"/>
+      </w:tblGrid>
+      <w:tr>
+        <w:trPr>
+          <w:trHeight w:val="1020" w:hRule="atLeast"/>
+        </w:trPr>
+        <w:tc>
+          <w:tcPr>
+            <w:tcW w:type="dxa" w:w="8640"/>
+          </w:tcPr>
+          <w:p>
+            <w:pPr>
+              <w:spacing w:before="40"/>
+            </w:pPr>
+          </w:p>
+        </w:tc>
+      </w:tr>
+    </w:tbl>
+    <w:p/>
     <w:p>
       <w:r>
         <w:rPr>
@@ -1918,22 +1860,32 @@
         <w:t>[1]</w:t>
       </w:r>
     </w:p>
-    <w:p>
-      <w:pPr>
-        <w:spacing w:before="260"/>
-        <w:pBdr>
-          <w:bottom w:val="single" w:sz="4" w:space="1" w:color="AAB4C0"/>
-        </w:pBdr>
-      </w:pPr>
-    </w:p>
-    <w:p>
-      <w:pPr>
-        <w:spacing w:before="260"/>
-        <w:pBdr>
-          <w:bottom w:val="single" w:sz="4" w:space="1" w:color="AAB4C0"/>
-        </w:pBdr>
-      </w:pPr>
-    </w:p>
+    <w:tbl>
+      <w:tblPr>
+        <w:tblStyle w:val="TableGrid"/>
+        <w:tblW w:type="auto" w:w="0"/>
+        <w:tblLook w:firstColumn="1" w:firstRow="1" w:lastColumn="0" w:lastRow="0" w:noHBand="0" w:noVBand="1" w:val="04A0"/>
+      </w:tblPr>
+      <w:tblGrid>
+        <w:gridCol w:w="8640"/>
+      </w:tblGrid>
+      <w:tr>
+        <w:trPr>
+          <w:trHeight w:val="680" w:hRule="atLeast"/>
+        </w:trPr>
+        <w:tc>
+          <w:tcPr>
+            <w:tcW w:type="dxa" w:w="8640"/>
+          </w:tcPr>
+          <w:p>
+            <w:pPr>
+              <w:spacing w:before="40"/>
+            </w:pPr>
+          </w:p>
+        </w:tc>
+      </w:tr>
+    </w:tbl>
+    <w:p/>
     <w:p>
       <w:r>
         <w:rPr>
